--- a/ITR1_FILES/ITR1_PDF_DOCUMENT.docx
+++ b/ITR1_FILES/ITR1_PDF_DOCUMENT.docx
@@ -6,12 +6,20 @@
       <w:pPr>
         <w:pStyle w:val="Heading1"/>
       </w:pPr>
-      <w:bookmarkStart w:name="_Toc1948109811" w:id="73129642"/>
+      <w:bookmarkStart w:name="_Toc2114936834" w:id="235500989"/>
       <w:r>
         <w:rPr/>
-        <w:t>ITR0 Document</w:t>
-      </w:r>
-      <w:bookmarkEnd w:id="73129642"/>
+        <w:t>ITR</w:t>
+      </w:r>
+      <w:r>
+        <w:rPr/>
+        <w:t>1</w:t>
+      </w:r>
+      <w:r>
+        <w:rPr/>
+        <w:t xml:space="preserve"> Document</w:t>
+      </w:r>
+      <w:bookmarkEnd w:id="235500989"/>
     </w:p>
     <w:p/>
     <w:p>
@@ -21,7 +29,7 @@
     </w:p>
     <w:sdt>
       <w:sdtPr>
-        <w:id w:val="861284868"/>
+        <w:id w:val="1315339784"/>
         <w:docPartObj>
           <w:docPartGallery w:val="Table of Contents"/>
           <w:docPartUnique/>
@@ -41,7 +49,7 @@
           <w:pPr>
             <w:pStyle w:val="TOC1"/>
             <w:tabs>
-              <w:tab w:val="right" w:leader="dot" w:pos="9345"/>
+              <w:tab w:val="right" w:leader="dot" w:pos="9360"/>
             </w:tabs>
             <w:rPr>
               <w:rStyle w:val="Hyperlink"/>
@@ -57,12 +65,12 @@
           <w:r>
             <w:fldChar w:fldCharType="separate"/>
           </w:r>
-          <w:hyperlink w:anchor="_Toc1948109811">
+          <w:hyperlink w:anchor="_Toc2114936834">
             <w:r>
               <w:rPr>
                 <w:rStyle w:val="Hyperlink"/>
               </w:rPr>
-              <w:t>ITR0 Document</w:t>
+              <w:t>ITR1 Document</w:t>
             </w:r>
             <w:r>
               <w:tab/>
@@ -71,7 +79,7 @@
               <w:fldChar w:fldCharType="begin"/>
             </w:r>
             <w:r>
-              <w:instrText xml:space="preserve">PAGEREF _Toc1948109811 \h</w:instrText>
+              <w:instrText xml:space="preserve">PAGEREF _Toc2114936834 \h</w:instrText>
             </w:r>
             <w:r>
               <w:fldChar w:fldCharType="separate"/>
@@ -91,14 +99,14 @@
           <w:pPr>
             <w:pStyle w:val="TOC2"/>
             <w:tabs>
-              <w:tab w:val="right" w:leader="dot" w:pos="9345"/>
+              <w:tab w:val="right" w:leader="dot" w:pos="9360"/>
             </w:tabs>
             <w:rPr>
               <w:rStyle w:val="Hyperlink"/>
               <w:noProof/>
             </w:rPr>
           </w:pPr>
-          <w:hyperlink w:anchor="_Toc1474477647">
+          <w:hyperlink w:anchor="_Toc924546958">
             <w:r>
               <w:rPr>
                 <w:rStyle w:val="Hyperlink"/>
@@ -112,48 +120,7 @@
               <w:fldChar w:fldCharType="begin"/>
             </w:r>
             <w:r>
-              <w:instrText xml:space="preserve">PAGEREF _Toc1474477647 \h</w:instrText>
-            </w:r>
-            <w:r>
-              <w:fldChar w:fldCharType="separate"/>
-            </w:r>
-            <w:r>
-              <w:rPr>
-                <w:rStyle w:val="Hyperlink"/>
-              </w:rPr>
-              <w:t>2</w:t>
-            </w:r>
-            <w:r>
-              <w:fldChar w:fldCharType="end"/>
-            </w:r>
-          </w:hyperlink>
-        </w:p>
-        <w:p>
-          <w:pPr>
-            <w:pStyle w:val="TOC2"/>
-            <w:tabs>
-              <w:tab w:val="right" w:leader="dot" w:pos="9345"/>
-            </w:tabs>
-            <w:rPr>
-              <w:rStyle w:val="Hyperlink"/>
-              <w:noProof/>
-            </w:rPr>
-          </w:pPr>
-          <w:hyperlink w:anchor="_Toc1042739034">
-            <w:r>
-              <w:rPr>
-                <w:rStyle w:val="Hyperlink"/>
-              </w:rPr>
-              <w:t>Big User Stories</w:t>
-            </w:r>
-            <w:r>
-              <w:tab/>
-            </w:r>
-            <w:r>
-              <w:fldChar w:fldCharType="begin"/>
-            </w:r>
-            <w:r>
-              <w:instrText xml:space="preserve">PAGEREF _Toc1042739034 \h</w:instrText>
+              <w:instrText xml:space="preserve">PAGEREF _Toc924546958 \h</w:instrText>
             </w:r>
             <w:r>
               <w:fldChar w:fldCharType="separate"/>
@@ -173,19 +140,19 @@
           <w:pPr>
             <w:pStyle w:val="TOC2"/>
             <w:tabs>
-              <w:tab w:val="right" w:leader="dot" w:pos="9345"/>
+              <w:tab w:val="right" w:leader="dot" w:pos="9360"/>
             </w:tabs>
             <w:rPr>
               <w:rStyle w:val="Hyperlink"/>
               <w:noProof/>
             </w:rPr>
           </w:pPr>
-          <w:hyperlink w:anchor="_Toc264726923">
+          <w:hyperlink w:anchor="_Toc1098035797">
             <w:r>
               <w:rPr>
                 <w:rStyle w:val="Hyperlink"/>
               </w:rPr>
-              <w:t>Detailed User Stories for Itr1</w:t>
+              <w:t>Big User Stories</w:t>
             </w:r>
             <w:r>
               <w:tab/>
@@ -194,7 +161,7 @@
               <w:fldChar w:fldCharType="begin"/>
             </w:r>
             <w:r>
-              <w:instrText xml:space="preserve">PAGEREF _Toc264726923 \h</w:instrText>
+              <w:instrText xml:space="preserve">PAGEREF _Toc1098035797 \h</w:instrText>
             </w:r>
             <w:r>
               <w:fldChar w:fldCharType="separate"/>
@@ -203,48 +170,7 @@
               <w:rPr>
                 <w:rStyle w:val="Hyperlink"/>
               </w:rPr>
-              <w:t>5</w:t>
-            </w:r>
-            <w:r>
-              <w:fldChar w:fldCharType="end"/>
-            </w:r>
-          </w:hyperlink>
-        </w:p>
-        <w:p>
-          <w:pPr>
-            <w:pStyle w:val="TOC2"/>
-            <w:tabs>
-              <w:tab w:val="right" w:leader="dot" w:pos="9345"/>
-            </w:tabs>
-            <w:rPr>
-              <w:rStyle w:val="Hyperlink"/>
-              <w:noProof/>
-            </w:rPr>
-          </w:pPr>
-          <w:hyperlink w:anchor="_Toc852482183">
-            <w:r>
-              <w:rPr>
-                <w:rStyle w:val="Hyperlink"/>
-              </w:rPr>
-              <w:t>Customer meeting’s video summary</w:t>
-            </w:r>
-            <w:r>
-              <w:tab/>
-            </w:r>
-            <w:r>
-              <w:fldChar w:fldCharType="begin"/>
-            </w:r>
-            <w:r>
-              <w:instrText xml:space="preserve">PAGEREF _Toc852482183 \h</w:instrText>
-            </w:r>
-            <w:r>
-              <w:fldChar w:fldCharType="separate"/>
-            </w:r>
-            <w:r>
-              <w:rPr>
-                <w:rStyle w:val="Hyperlink"/>
-              </w:rPr>
-              <w:t>7</w:t>
+              <w:t>4</w:t>
             </w:r>
             <w:r>
               <w:fldChar w:fldCharType="end"/>
@@ -295,12 +221,12 @@
       <w:pPr>
         <w:pStyle w:val="Heading2"/>
       </w:pPr>
-      <w:bookmarkStart w:name="_Toc1474477647" w:id="1158290733"/>
+      <w:bookmarkStart w:name="_Toc924546958" w:id="1558576844"/>
       <w:r>
         <w:rPr/>
         <w:t>Vision Statement</w:t>
       </w:r>
-      <w:bookmarkEnd w:id="1158290733"/>
+      <w:bookmarkEnd w:id="1558576844"/>
       <w:r>
         <w:rPr/>
         <w:t xml:space="preserve"> </w:t>
@@ -418,12 +344,12 @@
       <w:pPr>
         <w:pStyle w:val="Heading2"/>
       </w:pPr>
-      <w:bookmarkStart w:name="_Toc1042739034" w:id="1956673567"/>
+      <w:bookmarkStart w:name="_Toc1098035797" w:id="2042981320"/>
       <w:r>
         <w:rPr/>
         <w:t>Big User Stories</w:t>
       </w:r>
-      <w:bookmarkEnd w:id="1956673567"/>
+      <w:bookmarkEnd w:id="2042981320"/>
     </w:p>
     <w:p>
       <w:pPr>
@@ -431,7 +357,7 @@
       </w:pPr>
       <w:r>
         <w:drawing>
-          <wp:inline wp14:editId="09CBDCAC" wp14:anchorId="667FDE4A">
+          <wp:inline wp14:editId="0A1AD5EC" wp14:anchorId="667FDE4A">
             <wp:extent cx="5943600" cy="3648093"/>
             <wp:effectExtent l="0" t="0" r="0" b="0"/>
             <wp:docPr id="932127893" name="drawing"/>
@@ -475,7 +401,7 @@
       </w:r>
       <w:r>
         <w:drawing>
-          <wp:inline wp14:editId="4F65EB93" wp14:anchorId="4E8BE1A7">
+          <wp:inline wp14:editId="1A51A3A8" wp14:anchorId="4E8BE1A7">
             <wp:extent cx="5943600" cy="3638553"/>
             <wp:effectExtent l="0" t="0" r="0" b="0"/>
             <wp:docPr id="525919590" name="drawing"/>
@@ -525,7 +451,7 @@
       </w:pPr>
       <w:r>
         <w:drawing>
-          <wp:inline wp14:anchorId="47FB19FD" wp14:editId="221C2CE7">
+          <wp:inline wp14:anchorId="47FB19FD" wp14:editId="1F11B898">
             <wp:extent cx="5943600" cy="3638553"/>
             <wp:effectExtent l="0" t="0" r="0" b="0"/>
             <wp:docPr id="1415437374" name="drawing"/>
@@ -569,7 +495,7 @@
       </w:r>
       <w:r>
         <w:drawing>
-          <wp:inline wp14:anchorId="5382E7DC" wp14:editId="41991C22">
+          <wp:inline wp14:anchorId="5382E7DC" wp14:editId="2AB47711">
             <wp:extent cx="5943600" cy="3657632"/>
             <wp:effectExtent l="0" t="0" r="0" b="0"/>
             <wp:docPr id="1528531062" name="drawing"/>
@@ -612,267 +538,7 @@
         </w:drawing>
       </w:r>
     </w:p>
-    <w:p>
-      <w:pPr>
-        <w:pStyle w:val="Heading2"/>
-      </w:pPr>
-      <w:bookmarkStart w:name="_Toc264726923" w:id="2125374475"/>
-      <w:r>
-        <w:rPr/>
-        <w:t>Detailed User Stories for Itr1</w:t>
-      </w:r>
-      <w:bookmarkEnd w:id="2125374475"/>
-    </w:p>
-    <w:p>
-      <w:pPr>
-        <w:pStyle w:val="Normal"/>
-      </w:pPr>
-      <w:r>
-        <w:drawing>
-          <wp:inline wp14:editId="0A60B843" wp14:anchorId="3A999896">
-            <wp:extent cx="5943600" cy="3657632"/>
-            <wp:effectExtent l="0" t="0" r="0" b="0"/>
-            <wp:docPr id="1897300205" name="drawing"/>
-            <wp:cNvGraphicFramePr>
-              <a:graphicFrameLocks noChangeAspect="1"/>
-            </wp:cNvGraphicFramePr>
-            <a:graphic>
-              <a:graphicData xmlns:a="http://schemas.openxmlformats.org/drawingml/2006/main" uri="http://schemas.openxmlformats.org/drawingml/2006/picture">
-                <pic:pic xmlns:pic="http://schemas.openxmlformats.org/drawingml/2006/picture">
-                  <pic:nvPicPr>
-                    <pic:cNvPr id="1897300205" name="Picture 1897300205"/>
-                    <pic:cNvPicPr/>
-                  </pic:nvPicPr>
-                  <pic:blipFill>
-                    <a:blip xmlns:r="http://schemas.openxmlformats.org/officeDocument/2006/relationships" r:embed="rId817350909">
-                      <a:extLst>
-                        <a:ext uri="{28A0092B-C50C-407E-A947-70E740481C1C}">
-                          <a14:useLocalDpi xmlns:a14="http://schemas.microsoft.com/office/drawing/2010/main"/>
-                        </a:ext>
-                      </a:extLst>
-                    </a:blip>
-                    <a:srcRect l="0" t="0" r="0" b="17948"/>
-                    <a:stretch>
-                      <a:fillRect/>
-                    </a:stretch>
-                  </pic:blipFill>
-                  <pic:spPr>
-                    <a:xfrm rot="0">
-                      <a:off x="0" y="0"/>
-                      <a:ext cx="5943600" cy="3657632"/>
-                    </a:xfrm>
-                    <a:prstGeom prst="rect">
-                      <a:avLst/>
-                    </a:prstGeom>
-                  </pic:spPr>
-                </pic:pic>
-              </a:graphicData>
-            </a:graphic>
-          </wp:inline>
-        </w:drawing>
-      </w:r>
-      <w:r>
-        <w:drawing>
-          <wp:inline wp14:editId="2FE842A8" wp14:anchorId="3A4D8F38">
-            <wp:extent cx="5943600" cy="3676666"/>
-            <wp:effectExtent l="0" t="0" r="0" b="0"/>
-            <wp:docPr id="1705439526" name="drawing"/>
-            <wp:cNvGraphicFramePr>
-              <a:graphicFrameLocks noChangeAspect="1"/>
-            </wp:cNvGraphicFramePr>
-            <a:graphic>
-              <a:graphicData xmlns:a="http://schemas.openxmlformats.org/drawingml/2006/main" uri="http://schemas.openxmlformats.org/drawingml/2006/picture">
-                <pic:pic xmlns:pic="http://schemas.openxmlformats.org/drawingml/2006/picture">
-                  <pic:nvPicPr>
-                    <pic:cNvPr id="1705439526" name="Picture 1705439526"/>
-                    <pic:cNvPicPr/>
-                  </pic:nvPicPr>
-                  <pic:blipFill>
-                    <a:blip xmlns:r="http://schemas.openxmlformats.org/officeDocument/2006/relationships" r:embed="rId1789834825">
-                      <a:extLst>
-                        <a:ext uri="{28A0092B-C50C-407E-A947-70E740481C1C}">
-                          <a14:useLocalDpi xmlns:a14="http://schemas.microsoft.com/office/drawing/2010/main"/>
-                        </a:ext>
-                      </a:extLst>
-                    </a:blip>
-                    <a:srcRect l="0" t="0" r="0" b="17521"/>
-                    <a:stretch>
-                      <a:fillRect/>
-                    </a:stretch>
-                  </pic:blipFill>
-                  <pic:spPr>
-                    <a:xfrm rot="0">
-                      <a:off x="0" y="0"/>
-                      <a:ext cx="5943600" cy="3676666"/>
-                    </a:xfrm>
-                    <a:prstGeom prst="rect">
-                      <a:avLst/>
-                    </a:prstGeom>
-                  </pic:spPr>
-                </pic:pic>
-              </a:graphicData>
-            </a:graphic>
-          </wp:inline>
-        </w:drawing>
-      </w:r>
-      <w:r>
-        <w:drawing>
-          <wp:inline wp14:editId="3AD3F350" wp14:anchorId="60301C92">
-            <wp:extent cx="5943600" cy="3593129"/>
-            <wp:effectExtent l="0" t="0" r="0" b="0"/>
-            <wp:docPr id="20687142" name="drawing"/>
-            <wp:cNvGraphicFramePr>
-              <a:graphicFrameLocks noChangeAspect="1"/>
-            </wp:cNvGraphicFramePr>
-            <a:graphic>
-              <a:graphicData xmlns:a="http://schemas.openxmlformats.org/drawingml/2006/main" uri="http://schemas.openxmlformats.org/drawingml/2006/picture">
-                <pic:pic xmlns:pic="http://schemas.openxmlformats.org/drawingml/2006/picture">
-                  <pic:nvPicPr>
-                    <pic:cNvPr id="20687142" name="Picture 20687142"/>
-                    <pic:cNvPicPr/>
-                  </pic:nvPicPr>
-                  <pic:blipFill>
-                    <a:blip xmlns:r="http://schemas.openxmlformats.org/officeDocument/2006/relationships" r:embed="rId1397608761">
-                      <a:extLst>
-                        <a:ext uri="{28A0092B-C50C-407E-A947-70E740481C1C}">
-                          <a14:useLocalDpi xmlns:a14="http://schemas.microsoft.com/office/drawing/2010/main"/>
-                        </a:ext>
-                      </a:extLst>
-                    </a:blip>
-                    <a:srcRect l="0" t="0" r="0" b="19395"/>
-                    <a:stretch>
-                      <a:fillRect/>
-                    </a:stretch>
-                  </pic:blipFill>
-                  <pic:spPr>
-                    <a:xfrm rot="0">
-                      <a:off x="0" y="0"/>
-                      <a:ext cx="5943600" cy="3593129"/>
-                    </a:xfrm>
-                    <a:prstGeom prst="rect">
-                      <a:avLst/>
-                    </a:prstGeom>
-                  </pic:spPr>
-                </pic:pic>
-              </a:graphicData>
-            </a:graphic>
-          </wp:inline>
-        </w:drawing>
-      </w:r>
-      <w:r>
-        <w:drawing>
-          <wp:inline wp14:editId="4AF1E3E0" wp14:anchorId="5F897B81">
-            <wp:extent cx="5943600" cy="3648093"/>
-            <wp:effectExtent l="0" t="0" r="0" b="0"/>
-            <wp:docPr id="466953457" name="drawing"/>
-            <wp:cNvGraphicFramePr>
-              <a:graphicFrameLocks noChangeAspect="1"/>
-            </wp:cNvGraphicFramePr>
-            <a:graphic>
-              <a:graphicData xmlns:a="http://schemas.openxmlformats.org/drawingml/2006/main" uri="http://schemas.openxmlformats.org/drawingml/2006/picture">
-                <pic:pic xmlns:pic="http://schemas.openxmlformats.org/drawingml/2006/picture">
-                  <pic:nvPicPr>
-                    <pic:cNvPr id="466953457" name="Picture 466953457"/>
-                    <pic:cNvPicPr/>
-                  </pic:nvPicPr>
-                  <pic:blipFill>
-                    <a:blip xmlns:r="http://schemas.openxmlformats.org/officeDocument/2006/relationships" r:embed="rId2110254631">
-                      <a:extLst>
-                        <a:ext uri="{28A0092B-C50C-407E-A947-70E740481C1C}">
-                          <a14:useLocalDpi xmlns:a14="http://schemas.microsoft.com/office/drawing/2010/main"/>
-                        </a:ext>
-                      </a:extLst>
-                    </a:blip>
-                    <a:srcRect l="0" t="0" r="0" b="18162"/>
-                    <a:stretch>
-                      <a:fillRect/>
-                    </a:stretch>
-                  </pic:blipFill>
-                  <pic:spPr>
-                    <a:xfrm rot="0">
-                      <a:off x="0" y="0"/>
-                      <a:ext cx="5943600" cy="3648093"/>
-                    </a:xfrm>
-                    <a:prstGeom prst="rect">
-                      <a:avLst/>
-                    </a:prstGeom>
-                  </pic:spPr>
-                </pic:pic>
-              </a:graphicData>
-            </a:graphic>
-          </wp:inline>
-        </w:drawing>
-      </w:r>
-      <w:r>
-        <w:drawing>
-          <wp:inline wp14:editId="1F67ADA3" wp14:anchorId="5620D186">
-            <wp:extent cx="5943600" cy="3636190"/>
-            <wp:effectExtent l="0" t="0" r="0" b="0"/>
-            <wp:docPr id="505872902" name="drawing"/>
-            <wp:cNvGraphicFramePr>
-              <a:graphicFrameLocks noChangeAspect="1"/>
-            </wp:cNvGraphicFramePr>
-            <a:graphic>
-              <a:graphicData xmlns:a="http://schemas.openxmlformats.org/drawingml/2006/main" uri="http://schemas.openxmlformats.org/drawingml/2006/picture">
-                <pic:pic xmlns:pic="http://schemas.openxmlformats.org/drawingml/2006/picture">
-                  <pic:nvPicPr>
-                    <pic:cNvPr id="505872902" name="Picture 505872902"/>
-                    <pic:cNvPicPr/>
-                  </pic:nvPicPr>
-                  <pic:blipFill>
-                    <a:blip xmlns:r="http://schemas.openxmlformats.org/officeDocument/2006/relationships" r:embed="rId812342335">
-                      <a:extLst>
-                        <a:ext uri="{28A0092B-C50C-407E-A947-70E740481C1C}">
-                          <a14:useLocalDpi xmlns:a14="http://schemas.microsoft.com/office/drawing/2010/main"/>
-                        </a:ext>
-                      </a:extLst>
-                    </a:blip>
-                    <a:srcRect l="0" t="0" r="0" b="18429"/>
-                    <a:stretch>
-                      <a:fillRect/>
-                    </a:stretch>
-                  </pic:blipFill>
-                  <pic:spPr>
-                    <a:xfrm rot="0">
-                      <a:off x="0" y="0"/>
-                      <a:ext cx="5943600" cy="3636190"/>
-                    </a:xfrm>
-                    <a:prstGeom prst="rect">
-                      <a:avLst/>
-                    </a:prstGeom>
-                  </pic:spPr>
-                </pic:pic>
-              </a:graphicData>
-            </a:graphic>
-          </wp:inline>
-        </w:drawing>
-      </w:r>
-    </w:p>
-    <w:p>
-      <w:pPr>
-        <w:pStyle w:val="Heading2"/>
-      </w:pPr>
-      <w:bookmarkStart w:name="_Toc852482183" w:id="1173891091"/>
-      <w:r>
-        <w:rPr/>
-        <w:t>Customer meeting’s video summary</w:t>
-      </w:r>
-      <w:bookmarkEnd w:id="1173891091"/>
-    </w:p>
-    <w:p>
-      <w:r>
-        <w:rPr/>
-        <w:t>&lt;</w:t>
-      </w:r>
-      <w:r>
-        <w:rPr/>
-        <w:t xml:space="preserve"> https://youtu.be/F5pui8nAKh4 </w:t>
-      </w:r>
-      <w:r>
-        <w:rPr/>
-        <w:t>&gt;</w:t>
-      </w:r>
-    </w:p>
+    <w:p/>
     <w:sectPr>
       <w:pgSz w:w="12240" w:h="15840" w:orient="portrait"/>
       <w:pgMar w:top="1440" w:right="1440" w:bottom="1440" w:left="1440" w:header="708" w:footer="708" w:gutter="0"/>
@@ -880,10 +546,10 @@
       <w:docGrid w:linePitch="360"/>
       <w:pgNumType w:start="0"/>
       <w:titlePg w:val="1"/>
-      <w:headerReference w:type="default" r:id="Rc812ac2b27774656"/>
-      <w:headerReference w:type="first" r:id="Rc9041292a35e4b01"/>
-      <w:footerReference w:type="default" r:id="R151371e9631c4e08"/>
-      <w:footerReference w:type="first" r:id="R3b8c69a434f143d1"/>
+      <w:headerReference w:type="default" r:id="Rbe67ba1b04734deb"/>
+      <w:headerReference w:type="first" r:id="R18020460a4ae45da"/>
+      <w:footerReference w:type="default" r:id="Rd10817572cbf48a8"/>
+      <w:footerReference w:type="first" r:id="Re502e667c7794abb"/>
     </w:sectPr>
   </w:body>
 </w:document>
@@ -2297,7 +1963,7 @@
     <w:name w:val="header"/>
     <w:basedOn w:val="Normal"/>
     <w:unhideWhenUsed/>
-    <w:rsid w:val="27F4AEFB"/>
+    <w:rsid w:val="6DA94F5F"/>
     <w:pPr>
       <w:tabs>
         <w:tab w:val="center" w:leader="none" w:pos="4680"/>
@@ -2311,7 +1977,7 @@
     <w:name w:val="footer"/>
     <w:basedOn w:val="Normal"/>
     <w:unhideWhenUsed/>
-    <w:rsid w:val="27F4AEFB"/>
+    <w:rsid w:val="6DA94F5F"/>
     <w:pPr>
       <w:tabs>
         <w:tab w:val="center" w:leader="none" w:pos="4680"/>
